--- a/tillsyn/A 30444-2019 tillsynsbegäran.docx
+++ b/tillsyn/A 30444-2019 tillsynsbegäran.docx
@@ -218,7 +218,7 @@
     <w:r>
       <w:tab/>
       <w:tab/>
-      <w:t>2025-05-25</w:t>
+      <w:t>2025-05-26</w:t>
       <w:br/>
       <w:br/>
     </w:r>

--- a/tillsyn/A 30444-2019 tillsynsbegäran.docx
+++ b/tillsyn/A 30444-2019 tillsynsbegäran.docx
@@ -218,7 +218,7 @@
     <w:r>
       <w:tab/>
       <w:tab/>
-      <w:t>2025-05-26</w:t>
+      <w:t>2025-05-27</w:t>
       <w:br/>
       <w:br/>
     </w:r>

--- a/tillsyn/A 30444-2019 tillsynsbegäran.docx
+++ b/tillsyn/A 30444-2019 tillsynsbegäran.docx
@@ -218,7 +218,7 @@
     <w:r>
       <w:tab/>
       <w:tab/>
-      <w:t>2025-05-27</w:t>
+      <w:t>2025-05-30</w:t>
       <w:br/>
       <w:br/>
     </w:r>

--- a/tillsyn/A 30444-2019 tillsynsbegäran.docx
+++ b/tillsyn/A 30444-2019 tillsynsbegäran.docx
@@ -218,7 +218,7 @@
     <w:r>
       <w:tab/>
       <w:tab/>
-      <w:t>2025-05-30</w:t>
+      <w:t>2025-06-01</w:t>
       <w:br/>
       <w:br/>
     </w:r>

--- a/tillsyn/A 30444-2019 tillsynsbegäran.docx
+++ b/tillsyn/A 30444-2019 tillsynsbegäran.docx
@@ -35,7 +35,7 @@
     </w:p>
     <w:p>
       <w:r>
-        <w:t>I avverkningsanmälan har följande 2 naturvårdsarter hittats: guldlockmossa (S) och platt fjädermossa (S). Arter som är signalarter enligt Skogsstyrelsen har markerats med (S).</w:t>
+        <w:t>I avverkningsanmälan har följande 3 naturvårdsarter hittats: slät rutlungmossa (DD), guldlockmossa (S) och platt fjädermossa (S). Av dessa är 1 rödlistade. För rödlistade arter har rödlistekategorin angivits inom parentes. Arter som är signalarter enligt Skogsstyrelsen har markerats med (S).</w:t>
       </w:r>
     </w:p>
     <w:p>
@@ -50,7 +50,7 @@
       <w:r>
         <w:drawing>
           <wp:inline xmlns:a="http://schemas.openxmlformats.org/drawingml/2006/main" xmlns:pic="http://schemas.openxmlformats.org/drawingml/2006/picture">
-            <wp:extent cx="5486400" cy="4577005"/>
+            <wp:extent cx="5486400" cy="4514644"/>
             <wp:docPr id="1" name="Picture 1"/>
             <wp:cNvGraphicFramePr>
               <a:graphicFrameLocks noChangeAspect="1"/>
@@ -71,7 +71,7 @@
                   <pic:spPr>
                     <a:xfrm>
                       <a:off x="0" y="0"/>
-                      <a:ext cx="5486400" cy="4577005"/>
+                      <a:ext cx="5486400" cy="4514644"/>
                     </a:xfrm>
                     <a:prstGeom prst="rect"/>
                   </pic:spPr>
@@ -88,6 +88,17 @@
       </w:pPr>
       <w:r>
         <w:t>Figur 1. Fyndplatser för naturvårdsarter i det avverkningsanmälda området (röd linje). Markörer utan svart kant är placerade på fyndplatsen. Markörer med svart kant är placerade vid sidan av fyndplatsen och har ett svart streck som visar fyndplatsens exakta position. Kartans mittpunktskoordinat är N 6534243, E 356142 i SWEREF 99 TM.</w:t>
+      </w:r>
+    </w:p>
+    <w:p>
+      <w:r>
+        <w:rPr>
+          <w:b/>
+        </w:rPr>
+        <w:t xml:space="preserve">Slät rutlungmossa (DD) </w:t>
+      </w:r>
+      <w:r>
+        <w:t>växer huvudsakligen på källpåverkad mark och indikerar alltid miljöer med höga naturvärden. Stora förekomster av rutlungmossa och fynd av sporkapslar tyder på en längre tids ostörd hydrologi och att lokalen inte utsatts för kraftig exponering (Nitare &amp; Skogsstyrelsen, 2019).</w:t>
       </w:r>
     </w:p>
     <w:sectPr>
@@ -218,7 +229,7 @@
     <w:r>
       <w:tab/>
       <w:tab/>
-      <w:t>2025-06-01</w:t>
+      <w:t>2025-06-02</w:t>
       <w:br/>
       <w:br/>
     </w:r>

--- a/tillsyn/A 30444-2019 tillsynsbegäran.docx
+++ b/tillsyn/A 30444-2019 tillsynsbegäran.docx
@@ -229,7 +229,7 @@
     <w:r>
       <w:tab/>
       <w:tab/>
-      <w:t>2025-06-02</w:t>
+      <w:t>2025-06-03</w:t>
       <w:br/>
       <w:br/>
     </w:r>

--- a/tillsyn/A 30444-2019 tillsynsbegäran.docx
+++ b/tillsyn/A 30444-2019 tillsynsbegäran.docx
@@ -229,7 +229,7 @@
     <w:r>
       <w:tab/>
       <w:tab/>
-      <w:t>2025-06-03</w:t>
+      <w:t>2025-06-04</w:t>
       <w:br/>
       <w:br/>
     </w:r>

--- a/tillsyn/A 30444-2019 tillsynsbegäran.docx
+++ b/tillsyn/A 30444-2019 tillsynsbegäran.docx
@@ -229,7 +229,7 @@
     <w:r>
       <w:tab/>
       <w:tab/>
-      <w:t>2025-06-04</w:t>
+      <w:t>2025-06-05</w:t>
       <w:br/>
       <w:br/>
     </w:r>

--- a/tillsyn/A 30444-2019 tillsynsbegäran.docx
+++ b/tillsyn/A 30444-2019 tillsynsbegäran.docx
@@ -229,7 +229,7 @@
     <w:r>
       <w:tab/>
       <w:tab/>
-      <w:t>2025-06-05</w:t>
+      <w:t>2025-06-13</w:t>
       <w:br/>
       <w:br/>
     </w:r>

--- a/tillsyn/A 30444-2019 tillsynsbegäran.docx
+++ b/tillsyn/A 30444-2019 tillsynsbegäran.docx
@@ -229,7 +229,7 @@
     <w:r>
       <w:tab/>
       <w:tab/>
-      <w:t>2025-06-13</w:t>
+      <w:t>2025-06-15</w:t>
       <w:br/>
       <w:br/>
     </w:r>

--- a/tillsyn/A 30444-2019 tillsynsbegäran.docx
+++ b/tillsyn/A 30444-2019 tillsynsbegäran.docx
@@ -229,7 +229,7 @@
     <w:r>
       <w:tab/>
       <w:tab/>
-      <w:t>2025-06-15</w:t>
+      <w:t>2025-06-16</w:t>
       <w:br/>
       <w:br/>
     </w:r>

--- a/tillsyn/A 30444-2019 tillsynsbegäran.docx
+++ b/tillsyn/A 30444-2019 tillsynsbegäran.docx
@@ -229,7 +229,7 @@
     <w:r>
       <w:tab/>
       <w:tab/>
-      <w:t>2025-06-16</w:t>
+      <w:t>2025-06-17</w:t>
       <w:br/>
       <w:br/>
     </w:r>

--- a/tillsyn/A 30444-2019 tillsynsbegäran.docx
+++ b/tillsyn/A 30444-2019 tillsynsbegäran.docx
@@ -229,7 +229,7 @@
     <w:r>
       <w:tab/>
       <w:tab/>
-      <w:t>2025-06-17</w:t>
+      <w:t>2025-06-18</w:t>
       <w:br/>
       <w:br/>
     </w:r>

--- a/tillsyn/A 30444-2019 tillsynsbegäran.docx
+++ b/tillsyn/A 30444-2019 tillsynsbegäran.docx
@@ -229,7 +229,7 @@
     <w:r>
       <w:tab/>
       <w:tab/>
-      <w:t>2025-06-18</w:t>
+      <w:t>2025-06-19</w:t>
       <w:br/>
       <w:br/>
     </w:r>

--- a/tillsyn/A 30444-2019 tillsynsbegäran.docx
+++ b/tillsyn/A 30444-2019 tillsynsbegäran.docx
@@ -229,7 +229,7 @@
     <w:r>
       <w:tab/>
       <w:tab/>
-      <w:t>2025-06-19</w:t>
+      <w:t>2025-06-20</w:t>
       <w:br/>
       <w:br/>
     </w:r>

--- a/tillsyn/A 30444-2019 tillsynsbegäran.docx
+++ b/tillsyn/A 30444-2019 tillsynsbegäran.docx
@@ -229,7 +229,7 @@
     <w:r>
       <w:tab/>
       <w:tab/>
-      <w:t>2025-06-20</w:t>
+      <w:t>2025-06-21</w:t>
       <w:br/>
       <w:br/>
     </w:r>

--- a/tillsyn/A 30444-2019 tillsynsbegäran.docx
+++ b/tillsyn/A 30444-2019 tillsynsbegäran.docx
@@ -229,7 +229,7 @@
     <w:r>
       <w:tab/>
       <w:tab/>
-      <w:t>2025-06-21</w:t>
+      <w:t>2025-06-22</w:t>
       <w:br/>
       <w:br/>
     </w:r>

--- a/tillsyn/A 30444-2019 tillsynsbegäran.docx
+++ b/tillsyn/A 30444-2019 tillsynsbegäran.docx
@@ -229,7 +229,7 @@
     <w:r>
       <w:tab/>
       <w:tab/>
-      <w:t>2025-06-22</w:t>
+      <w:t>2025-06-23</w:t>
       <w:br/>
       <w:br/>
     </w:r>

--- a/tillsyn/A 30444-2019 tillsynsbegäran.docx
+++ b/tillsyn/A 30444-2019 tillsynsbegäran.docx
@@ -229,7 +229,7 @@
     <w:r>
       <w:tab/>
       <w:tab/>
-      <w:t>2025-06-23</w:t>
+      <w:t>2025-06-24</w:t>
       <w:br/>
       <w:br/>
     </w:r>

--- a/tillsyn/A 30444-2019 tillsynsbegäran.docx
+++ b/tillsyn/A 30444-2019 tillsynsbegäran.docx
@@ -229,7 +229,7 @@
     <w:r>
       <w:tab/>
       <w:tab/>
-      <w:t>2025-06-24</w:t>
+      <w:t>2025-06-25</w:t>
       <w:br/>
       <w:br/>
     </w:r>

--- a/tillsyn/A 30444-2019 tillsynsbegäran.docx
+++ b/tillsyn/A 30444-2019 tillsynsbegäran.docx
@@ -229,7 +229,7 @@
     <w:r>
       <w:tab/>
       <w:tab/>
-      <w:t>2025-06-25</w:t>
+      <w:t>2025-06-26</w:t>
       <w:br/>
       <w:br/>
     </w:r>

--- a/tillsyn/A 30444-2019 tillsynsbegäran.docx
+++ b/tillsyn/A 30444-2019 tillsynsbegäran.docx
@@ -229,7 +229,7 @@
     <w:r>
       <w:tab/>
       <w:tab/>
-      <w:t>2025-06-26</w:t>
+      <w:t>2025-06-27</w:t>
       <w:br/>
       <w:br/>
     </w:r>

--- a/tillsyn/A 30444-2019 tillsynsbegäran.docx
+++ b/tillsyn/A 30444-2019 tillsynsbegäran.docx
@@ -229,7 +229,7 @@
     <w:r>
       <w:tab/>
       <w:tab/>
-      <w:t>2025-06-27</w:t>
+      <w:t>2025-06-28</w:t>
       <w:br/>
       <w:br/>
     </w:r>

--- a/tillsyn/A 30444-2019 tillsynsbegäran.docx
+++ b/tillsyn/A 30444-2019 tillsynsbegäran.docx
@@ -229,7 +229,7 @@
     <w:r>
       <w:tab/>
       <w:tab/>
-      <w:t>2025-06-28</w:t>
+      <w:t>2025-06-29</w:t>
       <w:br/>
       <w:br/>
     </w:r>

--- a/tillsyn/A 30444-2019 tillsynsbegäran.docx
+++ b/tillsyn/A 30444-2019 tillsynsbegäran.docx
@@ -229,7 +229,7 @@
     <w:r>
       <w:tab/>
       <w:tab/>
-      <w:t>2025-06-29</w:t>
+      <w:t>2025-06-30</w:t>
       <w:br/>
       <w:br/>
     </w:r>

--- a/tillsyn/A 30444-2019 tillsynsbegäran.docx
+++ b/tillsyn/A 30444-2019 tillsynsbegäran.docx
@@ -229,7 +229,7 @@
     <w:r>
       <w:tab/>
       <w:tab/>
-      <w:t>2025-06-30</w:t>
+      <w:t>2025-07-01</w:t>
       <w:br/>
       <w:br/>
     </w:r>

--- a/tillsyn/A 30444-2019 tillsynsbegäran.docx
+++ b/tillsyn/A 30444-2019 tillsynsbegäran.docx
@@ -229,7 +229,7 @@
     <w:r>
       <w:tab/>
       <w:tab/>
-      <w:t>2025-07-01</w:t>
+      <w:t>2025-07-02</w:t>
       <w:br/>
       <w:br/>
     </w:r>

--- a/tillsyn/A 30444-2019 tillsynsbegäran.docx
+++ b/tillsyn/A 30444-2019 tillsynsbegäran.docx
@@ -229,7 +229,7 @@
     <w:r>
       <w:tab/>
       <w:tab/>
-      <w:t>2025-07-02</w:t>
+      <w:t>2025-07-03</w:t>
       <w:br/>
       <w:br/>
     </w:r>

--- a/tillsyn/A 30444-2019 tillsynsbegäran.docx
+++ b/tillsyn/A 30444-2019 tillsynsbegäran.docx
@@ -229,7 +229,7 @@
     <w:r>
       <w:tab/>
       <w:tab/>
-      <w:t>2025-07-03</w:t>
+      <w:t>2025-07-04</w:t>
       <w:br/>
       <w:br/>
     </w:r>

--- a/tillsyn/A 30444-2019 tillsynsbegäran.docx
+++ b/tillsyn/A 30444-2019 tillsynsbegäran.docx
@@ -229,7 +229,7 @@
     <w:r>
       <w:tab/>
       <w:tab/>
-      <w:t>2025-07-04</w:t>
+      <w:t>2025-07-05</w:t>
       <w:br/>
       <w:br/>
     </w:r>

--- a/tillsyn/A 30444-2019 tillsynsbegäran.docx
+++ b/tillsyn/A 30444-2019 tillsynsbegäran.docx
@@ -229,7 +229,7 @@
     <w:r>
       <w:tab/>
       <w:tab/>
-      <w:t>2025-07-05</w:t>
+      <w:t>2025-07-06</w:t>
       <w:br/>
       <w:br/>
     </w:r>

--- a/tillsyn/A 30444-2019 tillsynsbegäran.docx
+++ b/tillsyn/A 30444-2019 tillsynsbegäran.docx
@@ -229,7 +229,7 @@
     <w:r>
       <w:tab/>
       <w:tab/>
-      <w:t>2025-07-06</w:t>
+      <w:t>2025-07-07</w:t>
       <w:br/>
       <w:br/>
     </w:r>

--- a/tillsyn/A 30444-2019 tillsynsbegäran.docx
+++ b/tillsyn/A 30444-2019 tillsynsbegäran.docx
@@ -229,7 +229,7 @@
     <w:r>
       <w:tab/>
       <w:tab/>
-      <w:t>2025-07-07</w:t>
+      <w:t>2025-07-08</w:t>
       <w:br/>
       <w:br/>
     </w:r>

--- a/tillsyn/A 30444-2019 tillsynsbegäran.docx
+++ b/tillsyn/A 30444-2019 tillsynsbegäran.docx
@@ -229,7 +229,7 @@
     <w:r>
       <w:tab/>
       <w:tab/>
-      <w:t>2025-07-08</w:t>
+      <w:t>2025-07-09</w:t>
       <w:br/>
       <w:br/>
     </w:r>

--- a/tillsyn/A 30444-2019 tillsynsbegäran.docx
+++ b/tillsyn/A 30444-2019 tillsynsbegäran.docx
@@ -229,7 +229,7 @@
     <w:r>
       <w:tab/>
       <w:tab/>
-      <w:t>2025-07-09</w:t>
+      <w:t>2025-07-11</w:t>
       <w:br/>
       <w:br/>
     </w:r>

--- a/tillsyn/A 30444-2019 tillsynsbegäran.docx
+++ b/tillsyn/A 30444-2019 tillsynsbegäran.docx
@@ -229,7 +229,7 @@
     <w:r>
       <w:tab/>
       <w:tab/>
-      <w:t>2025-07-11</w:t>
+      <w:t>2025-07-12</w:t>
       <w:br/>
       <w:br/>
     </w:r>

--- a/tillsyn/A 30444-2019 tillsynsbegäran.docx
+++ b/tillsyn/A 30444-2019 tillsynsbegäran.docx
@@ -229,7 +229,7 @@
     <w:r>
       <w:tab/>
       <w:tab/>
-      <w:t>2025-07-12</w:t>
+      <w:t>2025-07-13</w:t>
       <w:br/>
       <w:br/>
     </w:r>

--- a/tillsyn/A 30444-2019 tillsynsbegäran.docx
+++ b/tillsyn/A 30444-2019 tillsynsbegäran.docx
@@ -229,7 +229,7 @@
     <w:r>
       <w:tab/>
       <w:tab/>
-      <w:t>2025-07-13</w:t>
+      <w:t>2025-07-14</w:t>
       <w:br/>
       <w:br/>
     </w:r>

--- a/tillsyn/A 30444-2019 tillsynsbegäran.docx
+++ b/tillsyn/A 30444-2019 tillsynsbegäran.docx
@@ -229,7 +229,7 @@
     <w:r>
       <w:tab/>
       <w:tab/>
-      <w:t>2025-08-06</w:t>
+      <w:t>2025-08-09</w:t>
       <w:br/>
       <w:br/>
     </w:r>
